--- a/manuscripts/p4-jwb-vietnam/title_page.docx
+++ b/manuscripts/p4-jwb-vietnam/title_page.docx
@@ -2,7 +2,7 @@
 <file path=word/document.xml><?xml version="1.0" encoding="utf-8"?>
 <w:document xmlns:w="http://schemas.openxmlformats.org/wordprocessingml/2006/main" xmlns:m="http://schemas.openxmlformats.org/officeDocument/2006/math" xmlns:r="http://schemas.openxmlformats.org/officeDocument/2006/relationships" xmlns:o="urn:schemas-microsoft-com:office:office" xmlns:v="urn:schemas-microsoft-com:vml" xmlns:w10="urn:schemas-microsoft-com:office:word" xmlns:a="http://schemas.openxmlformats.org/drawingml/2006/main" xmlns:pic="http://schemas.openxmlformats.org/drawingml/2006/picture" xmlns:wp="http://schemas.openxmlformats.org/drawingml/2006/wordprocessingDrawing">
   <w:body>
-    <w:bookmarkStart w:id="32" w:name="Xe236a199d776cf36c34e1107312326a2b9ffb83"/>
+    <w:bookmarkStart w:id="34" w:name="Xe236a199d776cf36c34e1107312326a2b9ffb83"/>
     <w:p>
       <w:pPr>
         <w:pStyle w:val="Heading1"/>
@@ -43,7 +43,7 @@
       </w:r>
     </w:p>
     <w:bookmarkEnd w:id="20"/>
-    <w:bookmarkStart w:id="21" w:name="authors"/>
+    <w:bookmarkStart w:id="23" w:name="authors"/>
     <w:p>
       <w:pPr>
         <w:pStyle w:val="Heading2"/>
@@ -164,7 +164,7 @@
               <w:jc w:val="left"/>
             </w:pPr>
             <w:r>
-              <w:t xml:space="preserve">School of Economics, Can Tho University, Vietnam</w:t>
+              <w:t xml:space="preserve">College of Economics, Can Tho University, Vietnam</w:t>
             </w:r>
           </w:p>
         </w:tc>
@@ -187,9 +187,14 @@
               <w:pStyle w:val="Compact"/>
               <w:jc w:val="left"/>
             </w:pPr>
-            <w:r>
-              <w:t xml:space="preserve">[ORCID to be added]</w:t>
-            </w:r>
+            <w:hyperlink r:id="rId21">
+              <w:r>
+                <w:rPr>
+                  <w:rStyle w:val="Hyperlink"/>
+                </w:rPr>
+                <w:t xml:space="preserve">0000‑0002‑7711‑2487</w:t>
+              </w:r>
+            </w:hyperlink>
           </w:p>
         </w:tc>
       </w:tr>
@@ -226,7 +231,7 @@
               <w:jc w:val="left"/>
             </w:pPr>
             <w:r>
-              <w:t xml:space="preserve">School of Economics, Can Tho University, Vietnam</w:t>
+              <w:t xml:space="preserve">International Business Department, College of Economics, Can Tho University, Vietnam</w:t>
             </w:r>
           </w:p>
         </w:tc>
@@ -249,9 +254,14 @@
               <w:pStyle w:val="Compact"/>
               <w:jc w:val="left"/>
             </w:pPr>
-            <w:r>
-              <w:t xml:space="preserve">[ORCID to be added]</w:t>
-            </w:r>
+            <w:hyperlink r:id="rId22">
+              <w:r>
+                <w:rPr>
+                  <w:rStyle w:val="Hyperlink"/>
+                </w:rPr>
+                <w:t xml:space="preserve">0000‑0003‑0667‑3137</w:t>
+              </w:r>
+            </w:hyperlink>
           </w:p>
         </w:tc>
       </w:tr>
@@ -261,11 +271,11 @@
         <w:pStyle w:val="BodyText"/>
       </w:pPr>
       <w:r>
-        <w:t xml:space="preserve">* Corresponding author. Phan Anh Tu, School of Economics, Can Tho University, Campus II, 3/2 Street, Ninh Kieu District, Can Tho City, Vietnam. Email: patu@ctu.edu.vn.</w:t>
-      </w:r>
-    </w:p>
-    <w:bookmarkEnd w:id="21"/>
-    <w:bookmarkStart w:id="22" w:name="abstract"/>
+        <w:t xml:space="preserve">* Corresponding author. Phan Anh Tu, College of Economics, Can Tho University, Campus II, 3/2 Street, Ninh Kieu District, Can Tho City, Vietnam. Email: patu@ctu.edu.vn.</w:t>
+      </w:r>
+    </w:p>
+    <w:bookmarkEnd w:id="23"/>
+    <w:bookmarkStart w:id="24" w:name="abstract"/>
     <w:p>
       <w:pPr>
         <w:pStyle w:val="Heading2"/>
@@ -410,8 +420,8 @@
         <w:t xml:space="preserve">coordination costs at high export intensity. A four‑item DAI_rich composite attenuates the DAI direct association below significance, suggesting measurement granularity matters. All numerical results are reproduced by three independent estimators (statsmodels, linearmodels, pure NumPy with manual HC1) agreeing to machine precision (max coefficient difference 4.06 × 10⁻¹³). The replication package — analytic dataset, Python pipeline, Stata do‑file, and figure generators — accompanies this submission.</w:t>
       </w:r>
     </w:p>
-    <w:bookmarkEnd w:id="22"/>
-    <w:bookmarkStart w:id="23" w:name="keywords"/>
+    <w:bookmarkEnd w:id="24"/>
+    <w:bookmarkStart w:id="25" w:name="keywords"/>
     <w:p>
       <w:pPr>
         <w:pStyle w:val="Heading2"/>
@@ -428,8 +438,8 @@
         <w:t xml:space="preserve">internationalisation–performance; digital adoption; technological capability; transitional economy; Vietnam; inverted‑U; World Bank Enterprise Surveys</w:t>
       </w:r>
     </w:p>
-    <w:bookmarkEnd w:id="23"/>
-    <w:bookmarkStart w:id="24" w:name="article-type"/>
+    <w:bookmarkEnd w:id="25"/>
+    <w:bookmarkStart w:id="26" w:name="article-type"/>
     <w:p>
       <w:pPr>
         <w:pStyle w:val="Heading2"/>
@@ -446,8 +456,8 @@
         <w:t xml:space="preserve">Empirical research article</w:t>
       </w:r>
     </w:p>
-    <w:bookmarkEnd w:id="24"/>
-    <w:bookmarkStart w:id="25" w:name="word-count"/>
+    <w:bookmarkEnd w:id="26"/>
+    <w:bookmarkStart w:id="27" w:name="word-count"/>
     <w:p>
       <w:pPr>
         <w:pStyle w:val="Heading2"/>
@@ -464,8 +474,8 @@
         <w:t xml:space="preserve">Manuscript: 7,380 words excluding references, tables, and figures.</w:t>
       </w:r>
     </w:p>
-    <w:bookmarkEnd w:id="25"/>
-    <w:bookmarkStart w:id="26" w:name="funding"/>
+    <w:bookmarkEnd w:id="27"/>
+    <w:bookmarkStart w:id="28" w:name="funding"/>
     <w:p>
       <w:pPr>
         <w:pStyle w:val="Heading2"/>
@@ -482,8 +492,8 @@
         <w:t xml:space="preserve">The authors received no specific grant from any funding agency in the public, commercial, or not‑for‑profit sectors for the research, authorship, or publication of this article.</w:t>
       </w:r>
     </w:p>
-    <w:bookmarkEnd w:id="26"/>
-    <w:bookmarkStart w:id="27" w:name="conflict-of-interest"/>
+    <w:bookmarkEnd w:id="28"/>
+    <w:bookmarkStart w:id="29" w:name="conflict-of-interest"/>
     <w:p>
       <w:pPr>
         <w:pStyle w:val="Heading2"/>
@@ -500,8 +510,8 @@
         <w:t xml:space="preserve">The authors declare no conflicts of interest.</w:t>
       </w:r>
     </w:p>
-    <w:bookmarkEnd w:id="27"/>
-    <w:bookmarkStart w:id="28" w:name="ethics-statement"/>
+    <w:bookmarkEnd w:id="29"/>
+    <w:bookmarkStart w:id="30" w:name="ethics-statement"/>
     <w:p>
       <w:pPr>
         <w:pStyle w:val="Heading2"/>
@@ -518,8 +528,8 @@
         <w:t xml:space="preserve">This study uses publicly released, de‑identified secondary data from the World Bank Enterprise Surveys; no primary data were collected from human subjects, and no ethical approval was required under the host institution’s research‑ethics framework.</w:t>
       </w:r>
     </w:p>
-    <w:bookmarkEnd w:id="28"/>
-    <w:bookmarkStart w:id="30" w:name="data-availability-statement"/>
+    <w:bookmarkEnd w:id="30"/>
+    <w:bookmarkStart w:id="32" w:name="data-availability-statement"/>
     <w:p>
       <w:pPr>
         <w:pStyle w:val="Heading2"/>
@@ -538,7 +548,7 @@
       <w:r>
         <w:t xml:space="preserve"> </w:t>
       </w:r>
-      <w:hyperlink r:id="rId29">
+      <w:hyperlink r:id="rId31">
         <w:r>
           <w:rPr>
             <w:rStyle w:val="Hyperlink"/>
@@ -584,8 +594,8 @@
         <w:t xml:space="preserve">files. Researchers wishing to reproduce the results must obtain the WBES files directly from the World Bank.</w:t>
       </w:r>
     </w:p>
-    <w:bookmarkEnd w:id="30"/>
-    <w:bookmarkStart w:id="31" w:name="replication-package"/>
+    <w:bookmarkEnd w:id="32"/>
+    <w:bookmarkStart w:id="33" w:name="replication-package"/>
     <w:p>
       <w:pPr>
         <w:pStyle w:val="Heading2"/>
@@ -629,8 +639,8 @@
         <w:t xml:space="preserve">for editorial transparency.</w:t>
       </w:r>
     </w:p>
-    <w:bookmarkEnd w:id="31"/>
-    <w:bookmarkEnd w:id="32"/>
+    <w:bookmarkEnd w:id="33"/>
+    <w:bookmarkEnd w:id="34"/>
     <w:sectPr/>
   </w:body>
 </w:document>

--- a/manuscripts/p4-jwb-vietnam/title_page.docx
+++ b/manuscripts/p4-jwb-vietnam/title_page.docx
@@ -369,7 +369,7 @@
         <w:t xml:space="preserve"> </w:t>
       </w:r>
       <w:r>
-        <w:t xml:space="preserve">= .033) and pooled (.041), with a marginal pattern in 2023 (.068) and no curvature in 2009 (.128). Turning‑point point estimates span 31–44 % of export intensity with overlapping 95 % CIs. TCI is positively associated with productivity in all three waves and moderates the I‑P curvature in three of four panels (joint</w:t>
+        <w:t xml:space="preserve">= .033) and pooled (.041), with a marginal pattern in 2023 (.068) and no curvature in 2009 (.128). Turning‑point point estimates span 31–44 % of export intensity with overlapping 95 % CIs. TCI is positively associated with productivity in all three waves and moderates the I‑P curvature in the 2009 and pooled samples (joint</w:t>
       </w:r>
       <w:r>
         <w:t xml:space="preserve"> </w:t>
@@ -385,7 +385,54 @@
         <w:t xml:space="preserve"> </w:t>
       </w:r>
       <w:r>
-        <w:t xml:space="preserve">= .030 / .046 / .027). DAI displays a productivity J‑curve (positive 2009 and 2023; null 2015) and shows a curvature‑shifting interaction in the 2023 wave (joint</w:t>
+        <w:t xml:space="preserve">= .028 and .036). Under a decontaminated single‑item Digital Adoption Index (DAI_core, own‑website presence; the earlier two‑item composite was retired because</w:t>
+      </w:r>
+      <w:r>
+        <w:t xml:space="preserve"> </w:t>
+      </w:r>
+      <w:r>
+        <w:rPr>
+          <w:rStyle w:val="VerbatimChar"/>
+        </w:rPr>
+        <w:t xml:space="preserve">e6</w:t>
+      </w:r>
+      <w:r>
+        <w:t xml:space="preserve"> </w:t>
+      </w:r>
+      <w:r>
+        <w:t xml:space="preserve">foreign‑licensed technology is theoretically a TCI rather than DAI item), DAI displays a productivity J‑curve (positive 2009 and 2023; null 2015; 2009‑vs‑2015 Paternoster</w:t>
+      </w:r>
+      <w:r>
+        <w:t xml:space="preserve"> </w:t>
+      </w:r>
+      <w:r>
+        <w:rPr>
+          <w:iCs/>
+          <w:i/>
+        </w:rPr>
+        <w:t xml:space="preserve">z</w:t>
+      </w:r>
+      <w:r>
+        <w:t xml:space="preserve"> </w:t>
+      </w:r>
+      <w:r>
+        <w:t xml:space="preserve">= 2.15,</w:t>
+      </w:r>
+      <w:r>
+        <w:t xml:space="preserve"> </w:t>
+      </w:r>
+      <w:r>
+        <w:rPr>
+          <w:iCs/>
+          <w:i/>
+        </w:rPr>
+        <w:t xml:space="preserve">p</w:t>
+      </w:r>
+      <w:r>
+        <w:t xml:space="preserve"> </w:t>
+      </w:r>
+      <w:r>
+        <w:t xml:space="preserve">= .032) and shows a marginal curvature‑shifting interaction in the 2023 wave (joint</w:t>
       </w:r>
       <w:r>
         <w:t xml:space="preserve"> </w:t>
@@ -401,7 +448,23 @@
         <w:t xml:space="preserve"> </w:t>
       </w:r>
       <w:r>
-        <w:t xml:space="preserve">= .022) with negative FSTS × DAI consistent with basic digital adoption</w:t>
+        <w:t xml:space="preserve">= .079) with significantly negative FSTS × DAI (β = −1.200,</w:t>
+      </w:r>
+      <w:r>
+        <w:t xml:space="preserve"> </w:t>
+      </w:r>
+      <w:r>
+        <w:rPr>
+          <w:iCs/>
+          <w:i/>
+        </w:rPr>
+        <w:t xml:space="preserve">p</w:t>
+      </w:r>
+      <w:r>
+        <w:t xml:space="preserve"> </w:t>
+      </w:r>
+      <w:r>
+        <w:t xml:space="preserve">= .028) consistent with Tier 1 digital presence</w:t>
       </w:r>
       <w:r>
         <w:t xml:space="preserve"> </w:t>
@@ -417,7 +480,19 @@
         <w:t xml:space="preserve"> </w:t>
       </w:r>
       <w:r>
-        <w:t xml:space="preserve">coordination costs at high export intensity. A four‑item DAI_rich composite attenuates the DAI direct association below significance, suggesting measurement granularity matters. All numerical results are reproduced by three independent estimators (statsmodels, linearmodels, pure NumPy with manual HC1) agreeing to machine precision (max coefficient difference 4.06 × 10⁻¹³). The replication package — analytic dataset, Python pipeline, Stata do‑file, and figure generators — accompanies this submission.</w:t>
+        <w:t xml:space="preserve">coordination costs at high export intensity. A three‑item DAI_rich composite (also dropping</w:t>
+      </w:r>
+      <w:r>
+        <w:t xml:space="preserve"> </w:t>
+      </w:r>
+      <w:r>
+        <w:rPr>
+          <w:rStyle w:val="VerbatimChar"/>
+        </w:rPr>
+        <w:t xml:space="preserve">e6</w:t>
+      </w:r>
+      <w:r>
+        <w:t xml:space="preserve">) attenuates the DAI direct association below significance, suggesting measurement granularity matters. All numerical results are reproduced by three independent estimators (statsmodels, linearmodels, pure NumPy with manual HC1) agreeing to machine precision (max coefficient difference 4.06 × 10⁻¹³). The replication package — analytic dataset, Python pipeline, Stata do‑file, and figure generators — accompanies this submission.</w:t>
       </w:r>
     </w:p>
     <w:bookmarkEnd w:id="24"/>
